--- a/tillsyn/A 3475-2025 tillsynsbegäran.docx
+++ b/tillsyn/A 3475-2025 tillsynsbegäran.docx
@@ -218,7 +218,7 @@
     <w:r>
       <w:tab/>
       <w:tab/>
-      <w:t>2025-01-30</w:t>
+      <w:t>2025-01-31</w:t>
       <w:br/>
       <w:br/>
     </w:r>

--- a/tillsyn/A 3475-2025 tillsynsbegäran.docx
+++ b/tillsyn/A 3475-2025 tillsynsbegäran.docx
@@ -218,7 +218,7 @@
     <w:r>
       <w:tab/>
       <w:tab/>
-      <w:t>2025-01-31</w:t>
+      <w:t>2025-02-02</w:t>
       <w:br/>
       <w:br/>
     </w:r>

--- a/tillsyn/A 3475-2025 tillsynsbegäran.docx
+++ b/tillsyn/A 3475-2025 tillsynsbegäran.docx
@@ -218,7 +218,7 @@
     <w:r>
       <w:tab/>
       <w:tab/>
-      <w:t>2025-02-02</w:t>
+      <w:t>2025-02-03</w:t>
       <w:br/>
       <w:br/>
     </w:r>

--- a/tillsyn/A 3475-2025 tillsynsbegäran.docx
+++ b/tillsyn/A 3475-2025 tillsynsbegäran.docx
@@ -218,7 +218,7 @@
     <w:r>
       <w:tab/>
       <w:tab/>
-      <w:t>2025-02-03</w:t>
+      <w:t>2025-02-04</w:t>
       <w:br/>
       <w:br/>
     </w:r>

--- a/tillsyn/A 3475-2025 tillsynsbegäran.docx
+++ b/tillsyn/A 3475-2025 tillsynsbegäran.docx
@@ -218,7 +218,7 @@
     <w:r>
       <w:tab/>
       <w:tab/>
-      <w:t>2025-02-04</w:t>
+      <w:t>2025-02-05</w:t>
       <w:br/>
       <w:br/>
     </w:r>

--- a/tillsyn/A 3475-2025 tillsynsbegäran.docx
+++ b/tillsyn/A 3475-2025 tillsynsbegäran.docx
@@ -218,7 +218,7 @@
     <w:r>
       <w:tab/>
       <w:tab/>
-      <w:t>2025-02-05</w:t>
+      <w:t>2025-02-06</w:t>
       <w:br/>
       <w:br/>
     </w:r>

--- a/tillsyn/A 3475-2025 tillsynsbegäran.docx
+++ b/tillsyn/A 3475-2025 tillsynsbegäran.docx
@@ -218,7 +218,7 @@
     <w:r>
       <w:tab/>
       <w:tab/>
-      <w:t>2025-02-06</w:t>
+      <w:t>2025-02-07</w:t>
       <w:br/>
       <w:br/>
     </w:r>

--- a/tillsyn/A 3475-2025 tillsynsbegäran.docx
+++ b/tillsyn/A 3475-2025 tillsynsbegäran.docx
@@ -218,7 +218,7 @@
     <w:r>
       <w:tab/>
       <w:tab/>
-      <w:t>2025-02-07</w:t>
+      <w:t>2025-02-08</w:t>
       <w:br/>
       <w:br/>
     </w:r>

--- a/tillsyn/A 3475-2025 tillsynsbegäran.docx
+++ b/tillsyn/A 3475-2025 tillsynsbegäran.docx
@@ -218,7 +218,7 @@
     <w:r>
       <w:tab/>
       <w:tab/>
-      <w:t>2025-02-08</w:t>
+      <w:t>2025-02-09</w:t>
       <w:br/>
       <w:br/>
     </w:r>

--- a/tillsyn/A 3475-2025 tillsynsbegäran.docx
+++ b/tillsyn/A 3475-2025 tillsynsbegäran.docx
@@ -218,7 +218,7 @@
     <w:r>
       <w:tab/>
       <w:tab/>
-      <w:t>2025-02-09</w:t>
+      <w:t>2025-02-10</w:t>
       <w:br/>
       <w:br/>
     </w:r>

--- a/tillsyn/A 3475-2025 tillsynsbegäran.docx
+++ b/tillsyn/A 3475-2025 tillsynsbegäran.docx
@@ -218,7 +218,7 @@
     <w:r>
       <w:tab/>
       <w:tab/>
-      <w:t>2025-02-10</w:t>
+      <w:t>2025-02-11</w:t>
       <w:br/>
       <w:br/>
     </w:r>

--- a/tillsyn/A 3475-2025 tillsynsbegäran.docx
+++ b/tillsyn/A 3475-2025 tillsynsbegäran.docx
@@ -218,7 +218,7 @@
     <w:r>
       <w:tab/>
       <w:tab/>
-      <w:t>2025-02-11</w:t>
+      <w:t>2025-02-12</w:t>
       <w:br/>
       <w:br/>
     </w:r>

--- a/tillsyn/A 3475-2025 tillsynsbegäran.docx
+++ b/tillsyn/A 3475-2025 tillsynsbegäran.docx
@@ -218,7 +218,7 @@
     <w:r>
       <w:tab/>
       <w:tab/>
-      <w:t>2025-02-12</w:t>
+      <w:t>2025-02-13</w:t>
       <w:br/>
       <w:br/>
     </w:r>

--- a/tillsyn/A 3475-2025 tillsynsbegäran.docx
+++ b/tillsyn/A 3475-2025 tillsynsbegäran.docx
@@ -218,7 +218,7 @@
     <w:r>
       <w:tab/>
       <w:tab/>
-      <w:t>2025-02-13</w:t>
+      <w:t>2025-02-14</w:t>
       <w:br/>
       <w:br/>
     </w:r>

--- a/tillsyn/A 3475-2025 tillsynsbegäran.docx
+++ b/tillsyn/A 3475-2025 tillsynsbegäran.docx
@@ -218,7 +218,7 @@
     <w:r>
       <w:tab/>
       <w:tab/>
-      <w:t>2025-02-14</w:t>
+      <w:t>2025-02-15</w:t>
       <w:br/>
       <w:br/>
     </w:r>

--- a/tillsyn/A 3475-2025 tillsynsbegäran.docx
+++ b/tillsyn/A 3475-2025 tillsynsbegäran.docx
@@ -218,7 +218,7 @@
     <w:r>
       <w:tab/>
       <w:tab/>
-      <w:t>2025-02-15</w:t>
+      <w:t>2025-02-16</w:t>
       <w:br/>
       <w:br/>
     </w:r>

--- a/tillsyn/A 3475-2025 tillsynsbegäran.docx
+++ b/tillsyn/A 3475-2025 tillsynsbegäran.docx
@@ -218,7 +218,7 @@
     <w:r>
       <w:tab/>
       <w:tab/>
-      <w:t>2025-02-16</w:t>
+      <w:t>2025-02-17</w:t>
       <w:br/>
       <w:br/>
     </w:r>

--- a/tillsyn/A 3475-2025 tillsynsbegäran.docx
+++ b/tillsyn/A 3475-2025 tillsynsbegäran.docx
@@ -218,7 +218,7 @@
     <w:r>
       <w:tab/>
       <w:tab/>
-      <w:t>2025-02-17</w:t>
+      <w:t>2025-02-18</w:t>
       <w:br/>
       <w:br/>
     </w:r>

--- a/tillsyn/A 3475-2025 tillsynsbegäran.docx
+++ b/tillsyn/A 3475-2025 tillsynsbegäran.docx
@@ -218,7 +218,7 @@
     <w:r>
       <w:tab/>
       <w:tab/>
-      <w:t>2025-02-18</w:t>
+      <w:t>2025-02-19</w:t>
       <w:br/>
       <w:br/>
     </w:r>

--- a/tillsyn/A 3475-2025 tillsynsbegäran.docx
+++ b/tillsyn/A 3475-2025 tillsynsbegäran.docx
@@ -218,7 +218,7 @@
     <w:r>
       <w:tab/>
       <w:tab/>
-      <w:t>2025-02-19</w:t>
+      <w:t>2025-02-20</w:t>
       <w:br/>
       <w:br/>
     </w:r>

--- a/tillsyn/A 3475-2025 tillsynsbegäran.docx
+++ b/tillsyn/A 3475-2025 tillsynsbegäran.docx
@@ -218,7 +218,7 @@
     <w:r>
       <w:tab/>
       <w:tab/>
-      <w:t>2025-02-20</w:t>
+      <w:t>2025-02-21</w:t>
       <w:br/>
       <w:br/>
     </w:r>

--- a/tillsyn/A 3475-2025 tillsynsbegäran.docx
+++ b/tillsyn/A 3475-2025 tillsynsbegäran.docx
@@ -218,7 +218,7 @@
     <w:r>
       <w:tab/>
       <w:tab/>
-      <w:t>2025-02-21</w:t>
+      <w:t>2025-02-22</w:t>
       <w:br/>
       <w:br/>
     </w:r>

--- a/tillsyn/A 3475-2025 tillsynsbegäran.docx
+++ b/tillsyn/A 3475-2025 tillsynsbegäran.docx
@@ -218,7 +218,7 @@
     <w:r>
       <w:tab/>
       <w:tab/>
-      <w:t>2025-02-22</w:t>
+      <w:t>2025-02-23</w:t>
       <w:br/>
       <w:br/>
     </w:r>

--- a/tillsyn/A 3475-2025 tillsynsbegäran.docx
+++ b/tillsyn/A 3475-2025 tillsynsbegäran.docx
@@ -218,7 +218,7 @@
     <w:r>
       <w:tab/>
       <w:tab/>
-      <w:t>2025-02-23</w:t>
+      <w:t>2025-02-24</w:t>
       <w:br/>
       <w:br/>
     </w:r>

--- a/tillsyn/A 3475-2025 tillsynsbegäran.docx
+++ b/tillsyn/A 3475-2025 tillsynsbegäran.docx
@@ -218,7 +218,7 @@
     <w:r>
       <w:tab/>
       <w:tab/>
-      <w:t>2025-02-24</w:t>
+      <w:t>2025-02-25</w:t>
       <w:br/>
       <w:br/>
     </w:r>

--- a/tillsyn/A 3475-2025 tillsynsbegäran.docx
+++ b/tillsyn/A 3475-2025 tillsynsbegäran.docx
@@ -218,7 +218,7 @@
     <w:r>
       <w:tab/>
       <w:tab/>
-      <w:t>2025-02-25</w:t>
+      <w:t>2025-02-26</w:t>
       <w:br/>
       <w:br/>
     </w:r>

--- a/tillsyn/A 3475-2025 tillsynsbegäran.docx
+++ b/tillsyn/A 3475-2025 tillsynsbegäran.docx
@@ -218,7 +218,7 @@
     <w:r>
       <w:tab/>
       <w:tab/>
-      <w:t>2025-02-26</w:t>
+      <w:t>2025-02-27</w:t>
       <w:br/>
       <w:br/>
     </w:r>

--- a/tillsyn/A 3475-2025 tillsynsbegäran.docx
+++ b/tillsyn/A 3475-2025 tillsynsbegäran.docx
@@ -218,7 +218,7 @@
     <w:r>
       <w:tab/>
       <w:tab/>
-      <w:t>2025-02-27</w:t>
+      <w:t>2025-02-28</w:t>
       <w:br/>
       <w:br/>
     </w:r>

--- a/tillsyn/A 3475-2025 tillsynsbegäran.docx
+++ b/tillsyn/A 3475-2025 tillsynsbegäran.docx
@@ -218,7 +218,7 @@
     <w:r>
       <w:tab/>
       <w:tab/>
-      <w:t>2025-02-28</w:t>
+      <w:t>2025-03-01</w:t>
       <w:br/>
       <w:br/>
     </w:r>

--- a/tillsyn/A 3475-2025 tillsynsbegäran.docx
+++ b/tillsyn/A 3475-2025 tillsynsbegäran.docx
@@ -218,7 +218,7 @@
     <w:r>
       <w:tab/>
       <w:tab/>
-      <w:t>2025-03-01</w:t>
+      <w:t>2025-03-02</w:t>
       <w:br/>
       <w:br/>
     </w:r>

--- a/tillsyn/A 3475-2025 tillsynsbegäran.docx
+++ b/tillsyn/A 3475-2025 tillsynsbegäran.docx
@@ -218,7 +218,7 @@
     <w:r>
       <w:tab/>
       <w:tab/>
-      <w:t>2025-03-02</w:t>
+      <w:t>2025-03-03</w:t>
       <w:br/>
       <w:br/>
     </w:r>

--- a/tillsyn/A 3475-2025 tillsynsbegäran.docx
+++ b/tillsyn/A 3475-2025 tillsynsbegäran.docx
@@ -218,7 +218,7 @@
     <w:r>
       <w:tab/>
       <w:tab/>
-      <w:t>2025-03-03</w:t>
+      <w:t>2025-03-04</w:t>
       <w:br/>
       <w:br/>
     </w:r>

--- a/tillsyn/A 3475-2025 tillsynsbegäran.docx
+++ b/tillsyn/A 3475-2025 tillsynsbegäran.docx
@@ -218,7 +218,7 @@
     <w:r>
       <w:tab/>
       <w:tab/>
-      <w:t>2025-03-04</w:t>
+      <w:t>2025-03-05</w:t>
       <w:br/>
       <w:br/>
     </w:r>

--- a/tillsyn/A 3475-2025 tillsynsbegäran.docx
+++ b/tillsyn/A 3475-2025 tillsynsbegäran.docx
@@ -218,7 +218,7 @@
     <w:r>
       <w:tab/>
       <w:tab/>
-      <w:t>2025-03-05</w:t>
+      <w:t>2025-03-06</w:t>
       <w:br/>
       <w:br/>
     </w:r>

--- a/tillsyn/A 3475-2025 tillsynsbegäran.docx
+++ b/tillsyn/A 3475-2025 tillsynsbegäran.docx
@@ -218,7 +218,7 @@
     <w:r>
       <w:tab/>
       <w:tab/>
-      <w:t>2025-03-06</w:t>
+      <w:t>2025-03-07</w:t>
       <w:br/>
       <w:br/>
     </w:r>

--- a/tillsyn/A 3475-2025 tillsynsbegäran.docx
+++ b/tillsyn/A 3475-2025 tillsynsbegäran.docx
@@ -218,7 +218,7 @@
     <w:r>
       <w:tab/>
       <w:tab/>
-      <w:t>2025-03-07</w:t>
+      <w:t>2025-03-08</w:t>
       <w:br/>
       <w:br/>
     </w:r>

--- a/tillsyn/A 3475-2025 tillsynsbegäran.docx
+++ b/tillsyn/A 3475-2025 tillsynsbegäran.docx
@@ -218,7 +218,7 @@
     <w:r>
       <w:tab/>
       <w:tab/>
-      <w:t>2025-03-08</w:t>
+      <w:t>2025-03-09</w:t>
       <w:br/>
       <w:br/>
     </w:r>

--- a/tillsyn/A 3475-2025 tillsynsbegäran.docx
+++ b/tillsyn/A 3475-2025 tillsynsbegäran.docx
@@ -218,7 +218,7 @@
     <w:r>
       <w:tab/>
       <w:tab/>
-      <w:t>2025-03-09</w:t>
+      <w:t>2025-03-10</w:t>
       <w:br/>
       <w:br/>
     </w:r>

--- a/tillsyn/A 3475-2025 tillsynsbegäran.docx
+++ b/tillsyn/A 3475-2025 tillsynsbegäran.docx
@@ -218,7 +218,7 @@
     <w:r>
       <w:tab/>
       <w:tab/>
-      <w:t>2025-03-10</w:t>
+      <w:t>2025-03-11</w:t>
       <w:br/>
       <w:br/>
     </w:r>

--- a/tillsyn/A 3475-2025 tillsynsbegäran.docx
+++ b/tillsyn/A 3475-2025 tillsynsbegäran.docx
@@ -218,7 +218,7 @@
     <w:r>
       <w:tab/>
       <w:tab/>
-      <w:t>2025-03-11</w:t>
+      <w:t>2025-03-12</w:t>
       <w:br/>
       <w:br/>
     </w:r>

--- a/tillsyn/A 3475-2025 tillsynsbegäran.docx
+++ b/tillsyn/A 3475-2025 tillsynsbegäran.docx
@@ -218,7 +218,7 @@
     <w:r>
       <w:tab/>
       <w:tab/>
-      <w:t>2025-03-12</w:t>
+      <w:t>2025-03-13</w:t>
       <w:br/>
       <w:br/>
     </w:r>

--- a/tillsyn/A 3475-2025 tillsynsbegäran.docx
+++ b/tillsyn/A 3475-2025 tillsynsbegäran.docx
@@ -218,7 +218,7 @@
     <w:r>
       <w:tab/>
       <w:tab/>
-      <w:t>2025-03-13</w:t>
+      <w:t>2025-03-14</w:t>
       <w:br/>
       <w:br/>
     </w:r>

--- a/tillsyn/A 3475-2025 tillsynsbegäran.docx
+++ b/tillsyn/A 3475-2025 tillsynsbegäran.docx
@@ -218,7 +218,7 @@
     <w:r>
       <w:tab/>
       <w:tab/>
-      <w:t>2025-03-14</w:t>
+      <w:t>2025-03-15</w:t>
       <w:br/>
       <w:br/>
     </w:r>

--- a/tillsyn/A 3475-2025 tillsynsbegäran.docx
+++ b/tillsyn/A 3475-2025 tillsynsbegäran.docx
@@ -218,7 +218,7 @@
     <w:r>
       <w:tab/>
       <w:tab/>
-      <w:t>2025-03-15</w:t>
+      <w:t>2025-03-16</w:t>
       <w:br/>
       <w:br/>
     </w:r>

--- a/tillsyn/A 3475-2025 tillsynsbegäran.docx
+++ b/tillsyn/A 3475-2025 tillsynsbegäran.docx
@@ -218,7 +218,7 @@
     <w:r>
       <w:tab/>
       <w:tab/>
-      <w:t>2025-03-16</w:t>
+      <w:t>2025-03-17</w:t>
       <w:br/>
       <w:br/>
     </w:r>

--- a/tillsyn/A 3475-2025 tillsynsbegäran.docx
+++ b/tillsyn/A 3475-2025 tillsynsbegäran.docx
@@ -218,7 +218,7 @@
     <w:r>
       <w:tab/>
       <w:tab/>
-      <w:t>2025-03-17</w:t>
+      <w:t>2025-03-18</w:t>
       <w:br/>
       <w:br/>
     </w:r>

--- a/tillsyn/A 3475-2025 tillsynsbegäran.docx
+++ b/tillsyn/A 3475-2025 tillsynsbegäran.docx
@@ -218,7 +218,7 @@
     <w:r>
       <w:tab/>
       <w:tab/>
-      <w:t>2025-03-18</w:t>
+      <w:t>2025-03-19</w:t>
       <w:br/>
       <w:br/>
     </w:r>

--- a/tillsyn/A 3475-2025 tillsynsbegäran.docx
+++ b/tillsyn/A 3475-2025 tillsynsbegäran.docx
@@ -218,7 +218,7 @@
     <w:r>
       <w:tab/>
       <w:tab/>
-      <w:t>2025-03-19</w:t>
+      <w:t>2025-03-20</w:t>
       <w:br/>
       <w:br/>
     </w:r>

--- a/tillsyn/A 3475-2025 tillsynsbegäran.docx
+++ b/tillsyn/A 3475-2025 tillsynsbegäran.docx
@@ -218,7 +218,7 @@
     <w:r>
       <w:tab/>
       <w:tab/>
-      <w:t>2025-03-20</w:t>
+      <w:t>2025-03-21</w:t>
       <w:br/>
       <w:br/>
     </w:r>

--- a/tillsyn/A 3475-2025 tillsynsbegäran.docx
+++ b/tillsyn/A 3475-2025 tillsynsbegäran.docx
@@ -218,7 +218,7 @@
     <w:r>
       <w:tab/>
       <w:tab/>
-      <w:t>2025-03-21</w:t>
+      <w:t>2025-03-22</w:t>
       <w:br/>
       <w:br/>
     </w:r>

--- a/tillsyn/A 3475-2025 tillsynsbegäran.docx
+++ b/tillsyn/A 3475-2025 tillsynsbegäran.docx
@@ -218,7 +218,7 @@
     <w:r>
       <w:tab/>
       <w:tab/>
-      <w:t>2025-03-22</w:t>
+      <w:t>2025-03-23</w:t>
       <w:br/>
       <w:br/>
     </w:r>

--- a/tillsyn/A 3475-2025 tillsynsbegäran.docx
+++ b/tillsyn/A 3475-2025 tillsynsbegäran.docx
@@ -218,7 +218,7 @@
     <w:r>
       <w:tab/>
       <w:tab/>
-      <w:t>2025-03-23</w:t>
+      <w:t>2025-03-24</w:t>
       <w:br/>
       <w:br/>
     </w:r>

--- a/tillsyn/A 3475-2025 tillsynsbegäran.docx
+++ b/tillsyn/A 3475-2025 tillsynsbegäran.docx
@@ -218,7 +218,7 @@
     <w:r>
       <w:tab/>
       <w:tab/>
-      <w:t>2025-03-24</w:t>
+      <w:t>2025-03-25</w:t>
       <w:br/>
       <w:br/>
     </w:r>

--- a/tillsyn/A 3475-2025 tillsynsbegäran.docx
+++ b/tillsyn/A 3475-2025 tillsynsbegäran.docx
@@ -218,7 +218,7 @@
     <w:r>
       <w:tab/>
       <w:tab/>
-      <w:t>2025-03-25</w:t>
+      <w:t>2025-03-26</w:t>
       <w:br/>
       <w:br/>
     </w:r>

--- a/tillsyn/A 3475-2025 tillsynsbegäran.docx
+++ b/tillsyn/A 3475-2025 tillsynsbegäran.docx
@@ -218,7 +218,7 @@
     <w:r>
       <w:tab/>
       <w:tab/>
-      <w:t>2025-03-26</w:t>
+      <w:t>2025-03-27</w:t>
       <w:br/>
       <w:br/>
     </w:r>

--- a/tillsyn/A 3475-2025 tillsynsbegäran.docx
+++ b/tillsyn/A 3475-2025 tillsynsbegäran.docx
@@ -218,7 +218,7 @@
     <w:r>
       <w:tab/>
       <w:tab/>
-      <w:t>2025-03-27</w:t>
+      <w:t>2025-03-28</w:t>
       <w:br/>
       <w:br/>
     </w:r>

--- a/tillsyn/A 3475-2025 tillsynsbegäran.docx
+++ b/tillsyn/A 3475-2025 tillsynsbegäran.docx
@@ -218,7 +218,7 @@
     <w:r>
       <w:tab/>
       <w:tab/>
-      <w:t>2025-03-28</w:t>
+      <w:t>2025-03-29</w:t>
       <w:br/>
       <w:br/>
     </w:r>

--- a/tillsyn/A 3475-2025 tillsynsbegäran.docx
+++ b/tillsyn/A 3475-2025 tillsynsbegäran.docx
@@ -218,7 +218,7 @@
     <w:r>
       <w:tab/>
       <w:tab/>
-      <w:t>2025-04-02</w:t>
+      <w:t>2025-04-03</w:t>
       <w:br/>
       <w:br/>
     </w:r>

--- a/tillsyn/A 3475-2025 tillsynsbegäran.docx
+++ b/tillsyn/A 3475-2025 tillsynsbegäran.docx
@@ -218,7 +218,7 @@
     <w:r>
       <w:tab/>
       <w:tab/>
-      <w:t>2025-04-03</w:t>
+      <w:t>2025-04-05</w:t>
       <w:br/>
       <w:br/>
     </w:r>

--- a/tillsyn/A 3475-2025 tillsynsbegäran.docx
+++ b/tillsyn/A 3475-2025 tillsynsbegäran.docx
@@ -218,7 +218,7 @@
     <w:r>
       <w:tab/>
       <w:tab/>
-      <w:t>2025-04-05</w:t>
+      <w:t>2025-04-06</w:t>
       <w:br/>
       <w:br/>
     </w:r>

--- a/tillsyn/A 3475-2025 tillsynsbegäran.docx
+++ b/tillsyn/A 3475-2025 tillsynsbegäran.docx
@@ -218,7 +218,7 @@
     <w:r>
       <w:tab/>
       <w:tab/>
-      <w:t>2025-04-06</w:t>
+      <w:t>2025-04-07</w:t>
       <w:br/>
       <w:br/>
     </w:r>

--- a/tillsyn/A 3475-2025 tillsynsbegäran.docx
+++ b/tillsyn/A 3475-2025 tillsynsbegäran.docx
@@ -218,7 +218,7 @@
     <w:r>
       <w:tab/>
       <w:tab/>
-      <w:t>2025-04-07</w:t>
+      <w:t>2025-04-08</w:t>
       <w:br/>
       <w:br/>
     </w:r>

--- a/tillsyn/A 3475-2025 tillsynsbegäran.docx
+++ b/tillsyn/A 3475-2025 tillsynsbegäran.docx
@@ -218,7 +218,7 @@
     <w:r>
       <w:tab/>
       <w:tab/>
-      <w:t>2025-04-08</w:t>
+      <w:t>2025-04-09</w:t>
       <w:br/>
       <w:br/>
     </w:r>

--- a/tillsyn/A 3475-2025 tillsynsbegäran.docx
+++ b/tillsyn/A 3475-2025 tillsynsbegäran.docx
@@ -90,6 +90,39 @@
         <w:t>Figur 1. Fyndplatser för naturvårdsarter i det avverkningsanmälda området (röd linje). Markörer utan svart kant är placerade på fyndplatsen. Markörer med svart kant är placerade vid sidan av fyndplatsen och har ett svart streck som visar fyndplatsens exakta position. Kartans mittpunktskoordinat är N 6364976, E 697031 i SWEREF 99 TM.</w:t>
       </w:r>
     </w:p>
+    <w:p>
+      <w:r>
+        <w:rPr>
+          <w:b/>
+        </w:rPr>
+        <w:t>Gulsträngad fagerspindling (VU)</w:t>
+      </w:r>
+      <w:r>
+        <w:t>, som bildar mykorrhiza med tall och gran i luckig kalkbarrskog, har sin huvudsakliga utbredning på Gotland samt enstaka fynd på norra Öland. Arten är placerad högst upp i Skogsstyrelsens värdepyramid för bedömning av skog med höga naturvärden och hotas av slutavverkningar av äldre kontinuitetsbarrskog. Lokaler med arten måste skyddas från avverkning och kalkbrytning. Gulsträngad fagerspindling är globalt rödlistad som sårbar (VU) vilket innebär att Sverige har ett internationellt ansvar för arten (SLU Artdatabanken, 2024; Nitare &amp; Skogsstyrelsen, 2019; IUCN, 2019).</w:t>
+      </w:r>
+    </w:p>
+    <w:p>
+      <w:r>
+        <w:rPr>
+          <w:b/>
+        </w:rPr>
+        <w:t>Odörspindling (NT)</w:t>
+      </w:r>
+      <w:r>
+        <w:t xml:space="preserve"> bildar mykorrhiza med gran och tall i örtrik kalkbarrskog. Den uppträder huvudsakligen i äldre barrskogar så kallade ”bondeskogar” med en lång trädkontinuitet. Minskningstakten uppgår till 15 % inom 50 år och bedöms vara nära gränsvärdet för Sårbar (VU). (A2c+3c+4c). Virkesrika, äldre barrskogar med hög bonitet, på bättre jordar är en bristvara i befintliga, skyddade områden i Sverige och fler örtrika barrskogar med trädkontinuitet måste skyddas i större utsträckning än vad som tidigare gjorts. Områden med odörspindling bör inte gallras eller plockhuggas om inte huggningen efterföljs av skogsbete (SLU Artdatabanken, 2024).</w:t>
+      </w:r>
+    </w:p>
+    <w:p>
+      <w:r>
+        <w:rPr>
+          <w:b/>
+        </w:rPr>
+        <w:t>Tvillingspindling (VU)</w:t>
+      </w:r>
+      <w:r>
+        <w:t xml:space="preserve"> bildar mykorrhiza med gran och växer enbart i örtrika grandominerade kalkbarrskogar med kontinuitet och hög bonitet, miljöer som idag är starkt hotade av slutavverkningar. Tvillingspindlingen liksom en lång rad av dess följearter knutna till kalk- och örtrika barrblandskogar med lång kontinuitet är beroende av områdesskydd eller naturvårdsavtal som förhindrar slutavverkningar av dess växtmiljöer (SLU Artdatabanken, 2024).</w:t>
+      </w:r>
+    </w:p>
     <w:sectPr>
       <w:headerReference w:type="even" r:id="rId8"/>
       <w:headerReference w:type="default" r:id="rId9"/>
@@ -218,7 +251,7 @@
     <w:r>
       <w:tab/>
       <w:tab/>
-      <w:t>2025-04-09</w:t>
+      <w:t>2025-04-10</w:t>
       <w:br/>
       <w:br/>
     </w:r>

--- a/tillsyn/A 3475-2025 tillsynsbegäran.docx
+++ b/tillsyn/A 3475-2025 tillsynsbegäran.docx
@@ -251,7 +251,7 @@
     <w:r>
       <w:tab/>
       <w:tab/>
-      <w:t>2025-04-10</w:t>
+      <w:t>2025-04-11</w:t>
       <w:br/>
       <w:br/>
     </w:r>

--- a/tillsyn/A 3475-2025 tillsynsbegäran.docx
+++ b/tillsyn/A 3475-2025 tillsynsbegäran.docx
@@ -251,7 +251,7 @@
     <w:r>
       <w:tab/>
       <w:tab/>
-      <w:t>2025-04-11</w:t>
+      <w:t>2025-04-12</w:t>
       <w:br/>
       <w:br/>
     </w:r>

--- a/tillsyn/A 3475-2025 tillsynsbegäran.docx
+++ b/tillsyn/A 3475-2025 tillsynsbegäran.docx
@@ -251,7 +251,7 @@
     <w:r>
       <w:tab/>
       <w:tab/>
-      <w:t>2025-04-12</w:t>
+      <w:t>2025-04-13</w:t>
       <w:br/>
       <w:br/>
     </w:r>

--- a/tillsyn/A 3475-2025 tillsynsbegäran.docx
+++ b/tillsyn/A 3475-2025 tillsynsbegäran.docx
@@ -251,7 +251,7 @@
     <w:r>
       <w:tab/>
       <w:tab/>
-      <w:t>2025-04-13</w:t>
+      <w:t>2025-04-14</w:t>
       <w:br/>
       <w:br/>
     </w:r>

--- a/tillsyn/A 3475-2025 tillsynsbegäran.docx
+++ b/tillsyn/A 3475-2025 tillsynsbegäran.docx
@@ -251,7 +251,7 @@
     <w:r>
       <w:tab/>
       <w:tab/>
-      <w:t>2025-04-14</w:t>
+      <w:t>2025-04-15</w:t>
       <w:br/>
       <w:br/>
     </w:r>

--- a/tillsyn/A 3475-2025 tillsynsbegäran.docx
+++ b/tillsyn/A 3475-2025 tillsynsbegäran.docx
@@ -251,7 +251,7 @@
     <w:r>
       <w:tab/>
       <w:tab/>
-      <w:t>2025-04-15</w:t>
+      <w:t>2025-04-16</w:t>
       <w:br/>
       <w:br/>
     </w:r>

--- a/tillsyn/A 3475-2025 tillsynsbegäran.docx
+++ b/tillsyn/A 3475-2025 tillsynsbegäran.docx
@@ -251,7 +251,7 @@
     <w:r>
       <w:tab/>
       <w:tab/>
-      <w:t>2025-04-16</w:t>
+      <w:t>2025-04-17</w:t>
       <w:br/>
       <w:br/>
     </w:r>

--- a/tillsyn/A 3475-2025 tillsynsbegäran.docx
+++ b/tillsyn/A 3475-2025 tillsynsbegäran.docx
@@ -251,7 +251,7 @@
     <w:r>
       <w:tab/>
       <w:tab/>
-      <w:t>2025-04-17</w:t>
+      <w:t>2025-04-18</w:t>
       <w:br/>
       <w:br/>
     </w:r>

--- a/tillsyn/A 3475-2025 tillsynsbegäran.docx
+++ b/tillsyn/A 3475-2025 tillsynsbegäran.docx
@@ -251,7 +251,7 @@
     <w:r>
       <w:tab/>
       <w:tab/>
-      <w:t>2025-04-18</w:t>
+      <w:t>2025-04-19</w:t>
       <w:br/>
       <w:br/>
     </w:r>

--- a/tillsyn/A 3475-2025 tillsynsbegäran.docx
+++ b/tillsyn/A 3475-2025 tillsynsbegäran.docx
@@ -455,7 +455,7 @@
     <w:r>
       <w:tab/>
       <w:tab/>
-      <w:t>2025-05-03</w:t>
+      <w:t>2025-05-04</w:t>
       <w:br/>
       <w:br/>
     </w:r>

--- a/tillsyn/A 3475-2025 tillsynsbegäran.docx
+++ b/tillsyn/A 3475-2025 tillsynsbegäran.docx
@@ -455,7 +455,7 @@
     <w:r>
       <w:tab/>
       <w:tab/>
-      <w:t>2025-05-04</w:t>
+      <w:t>2025-05-06</w:t>
       <w:br/>
       <w:br/>
     </w:r>

--- a/tillsyn/A 3475-2025 tillsynsbegäran.docx
+++ b/tillsyn/A 3475-2025 tillsynsbegäran.docx
@@ -455,7 +455,7 @@
     <w:r>
       <w:tab/>
       <w:tab/>
-      <w:t>2025-05-06</w:t>
+      <w:t>2025-05-07</w:t>
       <w:br/>
       <w:br/>
     </w:r>

--- a/tillsyn/A 3475-2025 tillsynsbegäran.docx
+++ b/tillsyn/A 3475-2025 tillsynsbegäran.docx
@@ -455,7 +455,7 @@
     <w:r>
       <w:tab/>
       <w:tab/>
-      <w:t>2025-05-07</w:t>
+      <w:t>2025-05-08</w:t>
       <w:br/>
       <w:br/>
     </w:r>

--- a/tillsyn/A 3475-2025 tillsynsbegäran.docx
+++ b/tillsyn/A 3475-2025 tillsynsbegäran.docx
@@ -455,7 +455,7 @@
     <w:r>
       <w:tab/>
       <w:tab/>
-      <w:t>2025-05-08</w:t>
+      <w:t>2025-05-09</w:t>
       <w:br/>
       <w:br/>
     </w:r>

--- a/tillsyn/A 3475-2025 tillsynsbegäran.docx
+++ b/tillsyn/A 3475-2025 tillsynsbegäran.docx
@@ -455,7 +455,7 @@
     <w:r>
       <w:tab/>
       <w:tab/>
-      <w:t>2025-05-09</w:t>
+      <w:t>2025-05-10</w:t>
       <w:br/>
       <w:br/>
     </w:r>

--- a/tillsyn/A 3475-2025 tillsynsbegäran.docx
+++ b/tillsyn/A 3475-2025 tillsynsbegäran.docx
@@ -455,7 +455,7 @@
     <w:r>
       <w:tab/>
       <w:tab/>
-      <w:t>2025-05-10</w:t>
+      <w:t>2025-05-11</w:t>
       <w:br/>
       <w:br/>
     </w:r>

--- a/tillsyn/A 3475-2025 tillsynsbegäran.docx
+++ b/tillsyn/A 3475-2025 tillsynsbegäran.docx
@@ -455,7 +455,7 @@
     <w:r>
       <w:tab/>
       <w:tab/>
-      <w:t>2025-05-11</w:t>
+      <w:t>2025-05-12</w:t>
       <w:br/>
       <w:br/>
     </w:r>

--- a/tillsyn/A 3475-2025 tillsynsbegäran.docx
+++ b/tillsyn/A 3475-2025 tillsynsbegäran.docx
@@ -455,7 +455,7 @@
     <w:r>
       <w:tab/>
       <w:tab/>
-      <w:t>2025-05-12</w:t>
+      <w:t>2025-05-13</w:t>
       <w:br/>
       <w:br/>
     </w:r>

--- a/tillsyn/A 3475-2025 tillsynsbegäran.docx
+++ b/tillsyn/A 3475-2025 tillsynsbegäran.docx
@@ -455,7 +455,7 @@
     <w:r>
       <w:tab/>
       <w:tab/>
-      <w:t>2025-05-13</w:t>
+      <w:t>2025-05-14</w:t>
       <w:br/>
       <w:br/>
     </w:r>

--- a/tillsyn/A 3475-2025 tillsynsbegäran.docx
+++ b/tillsyn/A 3475-2025 tillsynsbegäran.docx
@@ -455,7 +455,7 @@
     <w:r>
       <w:tab/>
       <w:tab/>
-      <w:t>2025-05-14</w:t>
+      <w:t>2025-05-15</w:t>
       <w:br/>
       <w:br/>
     </w:r>

--- a/tillsyn/A 3475-2025 tillsynsbegäran.docx
+++ b/tillsyn/A 3475-2025 tillsynsbegäran.docx
@@ -455,7 +455,7 @@
     <w:r>
       <w:tab/>
       <w:tab/>
-      <w:t>2025-05-15</w:t>
+      <w:t>2025-05-16</w:t>
       <w:br/>
       <w:br/>
     </w:r>

--- a/tillsyn/A 3475-2025 tillsynsbegäran.docx
+++ b/tillsyn/A 3475-2025 tillsynsbegäran.docx
@@ -455,7 +455,7 @@
     <w:r>
       <w:tab/>
       <w:tab/>
-      <w:t>2025-05-16</w:t>
+      <w:t>2025-05-17</w:t>
       <w:br/>
       <w:br/>
     </w:r>

--- a/tillsyn/A 3475-2025 tillsynsbegäran.docx
+++ b/tillsyn/A 3475-2025 tillsynsbegäran.docx
@@ -455,7 +455,7 @@
     <w:r>
       <w:tab/>
       <w:tab/>
-      <w:t>2025-05-17</w:t>
+      <w:t>2025-05-18</w:t>
       <w:br/>
       <w:br/>
     </w:r>

--- a/tillsyn/A 3475-2025 tillsynsbegäran.docx
+++ b/tillsyn/A 3475-2025 tillsynsbegäran.docx
@@ -455,7 +455,7 @@
     <w:r>
       <w:tab/>
       <w:tab/>
-      <w:t>2025-05-18</w:t>
+      <w:t>2025-05-19</w:t>
       <w:br/>
       <w:br/>
     </w:r>

--- a/tillsyn/A 3475-2025 tillsynsbegäran.docx
+++ b/tillsyn/A 3475-2025 tillsynsbegäran.docx
@@ -455,7 +455,7 @@
     <w:r>
       <w:tab/>
       <w:tab/>
-      <w:t>2025-05-19</w:t>
+      <w:t>2025-05-20</w:t>
       <w:br/>
       <w:br/>
     </w:r>

--- a/tillsyn/A 3475-2025 tillsynsbegäran.docx
+++ b/tillsyn/A 3475-2025 tillsynsbegäran.docx
@@ -455,7 +455,7 @@
     <w:r>
       <w:tab/>
       <w:tab/>
-      <w:t>2025-05-20</w:t>
+      <w:t>2025-05-21</w:t>
       <w:br/>
       <w:br/>
     </w:r>

--- a/tillsyn/A 3475-2025 tillsynsbegäran.docx
+++ b/tillsyn/A 3475-2025 tillsynsbegäran.docx
@@ -455,7 +455,7 @@
     <w:r>
       <w:tab/>
       <w:tab/>
-      <w:t>2025-05-21</w:t>
+      <w:t>2025-05-22</w:t>
       <w:br/>
       <w:br/>
     </w:r>

--- a/tillsyn/A 3475-2025 tillsynsbegäran.docx
+++ b/tillsyn/A 3475-2025 tillsynsbegäran.docx
@@ -455,7 +455,7 @@
     <w:r>
       <w:tab/>
       <w:tab/>
-      <w:t>2025-05-22</w:t>
+      <w:t>2025-05-23</w:t>
       <w:br/>
       <w:br/>
     </w:r>

--- a/tillsyn/A 3475-2025 tillsynsbegäran.docx
+++ b/tillsyn/A 3475-2025 tillsynsbegäran.docx
@@ -455,7 +455,7 @@
     <w:r>
       <w:tab/>
       <w:tab/>
-      <w:t>2025-05-23</w:t>
+      <w:t>2025-05-24</w:t>
       <w:br/>
       <w:br/>
     </w:r>

--- a/tillsyn/A 3475-2025 tillsynsbegäran.docx
+++ b/tillsyn/A 3475-2025 tillsynsbegäran.docx
@@ -455,7 +455,7 @@
     <w:r>
       <w:tab/>
       <w:tab/>
-      <w:t>2025-05-24</w:t>
+      <w:t>2025-05-25</w:t>
       <w:br/>
       <w:br/>
     </w:r>

--- a/tillsyn/A 3475-2025 tillsynsbegäran.docx
+++ b/tillsyn/A 3475-2025 tillsynsbegäran.docx
@@ -455,7 +455,7 @@
     <w:r>
       <w:tab/>
       <w:tab/>
-      <w:t>2025-05-25</w:t>
+      <w:t>2025-05-26</w:t>
       <w:br/>
       <w:br/>
     </w:r>

--- a/tillsyn/A 3475-2025 tillsynsbegäran.docx
+++ b/tillsyn/A 3475-2025 tillsynsbegäran.docx
@@ -455,7 +455,7 @@
     <w:r>
       <w:tab/>
       <w:tab/>
-      <w:t>2025-05-26</w:t>
+      <w:t>2025-05-27</w:t>
       <w:br/>
       <w:br/>
     </w:r>

--- a/tillsyn/A 3475-2025 tillsynsbegäran.docx
+++ b/tillsyn/A 3475-2025 tillsynsbegäran.docx
@@ -455,7 +455,7 @@
     <w:r>
       <w:tab/>
       <w:tab/>
-      <w:t>2025-05-27</w:t>
+      <w:t>2025-05-30</w:t>
       <w:br/>
       <w:br/>
     </w:r>

--- a/tillsyn/A 3475-2025 tillsynsbegäran.docx
+++ b/tillsyn/A 3475-2025 tillsynsbegäran.docx
@@ -7,7 +7,7 @@
         <w:pStyle w:val="Title"/>
       </w:pPr>
       <w:r>
-        <w:t>Tillsynsbegäran – information om höga naturvärden i avverkningsanmälan A 3475-2025 i Gotlands kommun</w:t>
+        <w:t>Tillsynsbegäran – information om höga naturvärden och fridlysta arter i avverkningsanmälan A 3475-2025 i Gotlands kommun</w:t>
       </w:r>
     </w:p>
     <w:p>
@@ -22,7 +22,7 @@
     </w:p>
     <w:p>
       <w:r>
-        <w:t>Nedan beskrivs fynd av naturvårdsarter som gjorts i det avverkningsanmälda området. I BILAGA 1 finns artfakta om rödlistade arter.</w:t>
+        <w:t>Nedan beskrivs fynd av naturvårdsarter och fridlysta arter som gjorts i det avverkningsanmälda området. I BILAGA 1 finns artfakta om rödlistade arter.</w:t>
       </w:r>
     </w:p>
     <w:p>
@@ -35,7 +35,7 @@
     </w:p>
     <w:p>
       <w:r>
-        <w:t>I avverkningsanmälan har följande 6 naturvårdsarter hittats: gulsträngad fagerspindling (VU), tvillingspindling (VU), odörspindling (NT), trollspindling (DD), anisspindling (S) och mindre märgborre (S). Av dessa är 4 rödlistade. För rödlistade arter har rödlistekategorin angivits inom parentes. Arter som är signalarter enligt Skogsstyrelsen har markerats med (S).</w:t>
+        <w:t>I avverkningsanmälan har följande 9 naturvårdsarter hittats: gulsträngad fagerspindling (VU), tvillingspindling (VU), odörspindling (NT), svinrot (NT), trollspindling (DD), anisspindling (S), mindre märgborre (S), skogsknipprot (S, §8) och sankt pers nycklar (§8). Av dessa är 5 rödlistade. För rödlistade arter har rödlistekategorin angivits inom parentes. Arter som är signalarter enligt Skogsstyrelsen har markerats med (S). För fridlysta arter anges även paragrafen i Artskyddsförordningen som arten är fridlyst enligt.</w:t>
       </w:r>
     </w:p>
     <w:p>
@@ -141,6 +141,19 @@
       </w:r>
       <w:r>
         <w:t xml:space="preserve"> bildar mykorrhiza med gran och växer enbart i örtrika grandominerade kalkbarrskogar med kontinuitet och hög bonitet, miljöer som idag är starkt hotade av slutavverkningar. Tvillingspindlingen liksom en lång rad av dess följearter knutna till kalk- och örtrika barrblandskogar med lång kontinuitet är beroende av områdesskydd eller naturvårdsavtal som förhindrar slutavverkningar av dess växtmiljöer (SLU Artdatabanken, 2024).</w:t>
+      </w:r>
+    </w:p>
+    <w:p>
+      <w:pPr>
+        <w:pStyle w:val="Heading1"/>
+      </w:pPr>
+      <w:r>
+        <w:t>Fridlysta arter</w:t>
+      </w:r>
+    </w:p>
+    <w:p>
+      <w:r>
+        <w:t>Följande fridlysta arter har sina livsmiljöer och växtplatser i den avverkningsanmälda skogen: skogsknipprot (S, §8) och sankt pers nycklar (§8).</w:t>
       </w:r>
     </w:p>
     <w:p>
@@ -455,7 +468,7 @@
     <w:r>
       <w:tab/>
       <w:tab/>
-      <w:t>2025-05-30</w:t>
+      <w:t>2025-06-01</w:t>
       <w:br/>
       <w:br/>
     </w:r>

--- a/tillsyn/A 3475-2025 tillsynsbegäran.docx
+++ b/tillsyn/A 3475-2025 tillsynsbegäran.docx
@@ -468,7 +468,7 @@
     <w:r>
       <w:tab/>
       <w:tab/>
-      <w:t>2025-06-01</w:t>
+      <w:t>2025-06-02</w:t>
       <w:br/>
       <w:br/>
     </w:r>

--- a/tillsyn/A 3475-2025 tillsynsbegäran.docx
+++ b/tillsyn/A 3475-2025 tillsynsbegäran.docx
@@ -35,7 +35,7 @@
     </w:p>
     <w:p>
       <w:r>
-        <w:t>I avverkningsanmälan har följande 9 naturvårdsarter hittats: gulsträngad fagerspindling (VU), tvillingspindling (VU), odörspindling (NT), svinrot (NT), trollspindling (DD), anisspindling (S), mindre märgborre (S), skogsknipprot (S, §8) och sankt pers nycklar (§8). Av dessa är 5 rödlistade. För rödlistade arter har rödlistekategorin angivits inom parentes. Arter som är signalarter enligt Skogsstyrelsen har markerats med (S). För fridlysta arter anges även paragrafen i Artskyddsförordningen som arten är fridlyst enligt.</w:t>
+        <w:t>I avverkningsanmälan har följande 10 naturvårdsarter hittats: gulsträngad fagerspindling (VU), tvillingspindling (VU), gulsparv (NT, §4), odörspindling (NT), svinrot (NT), trollspindling (DD), anisspindling (S), mindre märgborre (S), skogsknipprot (S, §8) och sankt pers nycklar (§8). Av dessa är 6 rödlistade. För rödlistade arter har rödlistekategorin angivits inom parentes. Arter som är signalarter enligt Skogsstyrelsen har markerats med (S). För fridlysta arter anges även paragrafen i Artskyddsförordningen som arten är fridlyst enligt.</w:t>
       </w:r>
     </w:p>
     <w:p>
@@ -153,7 +153,21 @@
     </w:p>
     <w:p>
       <w:r>
-        <w:t>Följande fridlysta arter har sina livsmiljöer och växtplatser i den avverkningsanmälda skogen: skogsknipprot (S, §8) och sankt pers nycklar (§8).</w:t>
+        <w:t>Följande fridlysta arter har sina livsmiljöer och växtplatser i den avverkningsanmälda skogen: gulsparv (NT, §4), skogsknipprot (S, §8) och sankt pers nycklar (§8).</w:t>
+      </w:r>
+    </w:p>
+    <w:p>
+      <w:r>
+        <w:t xml:space="preserve">Observera att medlemsländerna är skyldiga att agera i enlighet med EU:s fågeldirektiv där det uttryckligen står att direktivet gäller för fåglar samt för deras ägg, bon och </w:t>
+      </w:r>
+      <w:r>
+        <w:rPr>
+          <w:b/>
+        </w:rPr>
+        <w:t xml:space="preserve">livsmiljöer </w:t>
+      </w:r>
+      <w:r>
+        <w:t>(artikel 1). Vidare att de åtgärder som vidtas inte får leda till en försämring av den nuvarande situationen beträffande bevarandet av de fågelarter som avses i artikel 1 (artikel 13). Fågeldirektivet är styrande för tillsynsansvariga myndigheters ärendehantering, ställningstaganden och beslutsfattande.</w:t>
       </w:r>
     </w:p>
     <w:p>
@@ -468,7 +482,7 @@
     <w:r>
       <w:tab/>
       <w:tab/>
-      <w:t>2025-06-02</w:t>
+      <w:t>2025-06-03</w:t>
       <w:br/>
       <w:br/>
     </w:r>

--- a/tillsyn/A 3475-2025 tillsynsbegäran.docx
+++ b/tillsyn/A 3475-2025 tillsynsbegäran.docx
@@ -482,7 +482,7 @@
     <w:r>
       <w:tab/>
       <w:tab/>
-      <w:t>2025-06-03</w:t>
+      <w:t>2025-06-04</w:t>
       <w:br/>
       <w:br/>
     </w:r>

--- a/tillsyn/A 3475-2025 tillsynsbegäran.docx
+++ b/tillsyn/A 3475-2025 tillsynsbegäran.docx
@@ -482,7 +482,7 @@
     <w:r>
       <w:tab/>
       <w:tab/>
-      <w:t>2025-06-04</w:t>
+      <w:t>2025-06-05</w:t>
       <w:br/>
       <w:br/>
     </w:r>

--- a/tillsyn/A 3475-2025 tillsynsbegäran.docx
+++ b/tillsyn/A 3475-2025 tillsynsbegäran.docx
@@ -482,7 +482,7 @@
     <w:r>
       <w:tab/>
       <w:tab/>
-      <w:t>2025-06-05</w:t>
+      <w:t>2025-06-13</w:t>
       <w:br/>
       <w:br/>
     </w:r>

--- a/tillsyn/A 3475-2025 tillsynsbegäran.docx
+++ b/tillsyn/A 3475-2025 tillsynsbegäran.docx
@@ -482,7 +482,7 @@
     <w:r>
       <w:tab/>
       <w:tab/>
-      <w:t>2025-06-13</w:t>
+      <w:t>2025-06-15</w:t>
       <w:br/>
       <w:br/>
     </w:r>

--- a/tillsyn/A 3475-2025 tillsynsbegäran.docx
+++ b/tillsyn/A 3475-2025 tillsynsbegäran.docx
@@ -482,7 +482,7 @@
     <w:r>
       <w:tab/>
       <w:tab/>
-      <w:t>2025-06-15</w:t>
+      <w:t>2025-06-16</w:t>
       <w:br/>
       <w:br/>
     </w:r>

--- a/tillsyn/A 3475-2025 tillsynsbegäran.docx
+++ b/tillsyn/A 3475-2025 tillsynsbegäran.docx
@@ -482,7 +482,7 @@
     <w:r>
       <w:tab/>
       <w:tab/>
-      <w:t>2025-06-16</w:t>
+      <w:t>2025-06-17</w:t>
       <w:br/>
       <w:br/>
     </w:r>

--- a/tillsyn/A 3475-2025 tillsynsbegäran.docx
+++ b/tillsyn/A 3475-2025 tillsynsbegäran.docx
@@ -482,7 +482,7 @@
     <w:r>
       <w:tab/>
       <w:tab/>
-      <w:t>2025-06-17</w:t>
+      <w:t>2025-06-18</w:t>
       <w:br/>
       <w:br/>
     </w:r>

--- a/tillsyn/A 3475-2025 tillsynsbegäran.docx
+++ b/tillsyn/A 3475-2025 tillsynsbegäran.docx
@@ -482,7 +482,7 @@
     <w:r>
       <w:tab/>
       <w:tab/>
-      <w:t>2025-06-18</w:t>
+      <w:t>2025-06-19</w:t>
       <w:br/>
       <w:br/>
     </w:r>

--- a/tillsyn/A 3475-2025 tillsynsbegäran.docx
+++ b/tillsyn/A 3475-2025 tillsynsbegäran.docx
@@ -482,7 +482,7 @@
     <w:r>
       <w:tab/>
       <w:tab/>
-      <w:t>2025-06-19</w:t>
+      <w:t>2025-06-20</w:t>
       <w:br/>
       <w:br/>
     </w:r>

--- a/tillsyn/A 3475-2025 tillsynsbegäran.docx
+++ b/tillsyn/A 3475-2025 tillsynsbegäran.docx
@@ -482,7 +482,7 @@
     <w:r>
       <w:tab/>
       <w:tab/>
-      <w:t>2025-06-20</w:t>
+      <w:t>2025-06-21</w:t>
       <w:br/>
       <w:br/>
     </w:r>

--- a/tillsyn/A 3475-2025 tillsynsbegäran.docx
+++ b/tillsyn/A 3475-2025 tillsynsbegäran.docx
@@ -482,7 +482,7 @@
     <w:r>
       <w:tab/>
       <w:tab/>
-      <w:t>2025-06-21</w:t>
+      <w:t>2025-06-22</w:t>
       <w:br/>
       <w:br/>
     </w:r>

--- a/tillsyn/A 3475-2025 tillsynsbegäran.docx
+++ b/tillsyn/A 3475-2025 tillsynsbegäran.docx
@@ -482,7 +482,7 @@
     <w:r>
       <w:tab/>
       <w:tab/>
-      <w:t>2025-06-22</w:t>
+      <w:t>2025-06-23</w:t>
       <w:br/>
       <w:br/>
     </w:r>

--- a/tillsyn/A 3475-2025 tillsynsbegäran.docx
+++ b/tillsyn/A 3475-2025 tillsynsbegäran.docx
@@ -482,7 +482,7 @@
     <w:r>
       <w:tab/>
       <w:tab/>
-      <w:t>2025-06-23</w:t>
+      <w:t>2025-06-24</w:t>
       <w:br/>
       <w:br/>
     </w:r>

--- a/tillsyn/A 3475-2025 tillsynsbegäran.docx
+++ b/tillsyn/A 3475-2025 tillsynsbegäran.docx
@@ -482,7 +482,7 @@
     <w:r>
       <w:tab/>
       <w:tab/>
-      <w:t>2025-06-24</w:t>
+      <w:t>2025-06-25</w:t>
       <w:br/>
       <w:br/>
     </w:r>

--- a/tillsyn/A 3475-2025 tillsynsbegäran.docx
+++ b/tillsyn/A 3475-2025 tillsynsbegäran.docx
@@ -22,7 +22,7 @@
     </w:p>
     <w:p>
       <w:r>
-        <w:t>Nedan beskrivs fynd av naturvårdsarter och fridlysta arter som gjorts i det avverkningsanmälda området. I BILAGA 1 finns artfakta om rödlistade arter.</w:t>
+        <w:t>Nedan beskrivs fynd av naturvårdsarter och fridlysta arter som gjorts i det avverkningsanmälda området. I BILAGA 1 finns artfakta om fridlysta och rödlistade arter.</w:t>
       </w:r>
     </w:p>
     <w:p>
@@ -35,7 +35,7 @@
     </w:p>
     <w:p>
       <w:r>
-        <w:t>I avverkningsanmälan har följande 10 naturvårdsarter hittats: gulsträngad fagerspindling (VU), tvillingspindling (VU), gulsparv (NT, §4), odörspindling (NT), svinrot (NT), trollspindling (DD), anisspindling (S), mindre märgborre (S), skogsknipprot (S, §8) och sankt pers nycklar (§8). Av dessa är 6 rödlistade. För rödlistade arter har rödlistekategorin angivits inom parentes. Arter som är signalarter enligt Skogsstyrelsen har markerats med (S). För fridlysta arter anges även paragrafen i Artskyddsförordningen som arten är fridlyst enligt.</w:t>
+        <w:t>I avverkningsanmälan har följande 11 naturvårdsarter hittats: gulsträngad fagerspindling (VU), tvillingspindling (VU), dårgräsfjäril (NT, §4a), gulsparv (NT, §4), odörspindling (NT), svinrot (NT), trollspindling (DD), anisspindling (S), mindre märgborre (S), skogsknipprot (S, §8) och sankt pers nycklar (§8). Av dessa är 7 rödlistade. För rödlistade arter har rödlistekategorin angivits inom parentes. Arter som är signalarter enligt Skogsstyrelsen har markerats med (S). För fridlysta arter anges även paragrafen i Artskyddsförordningen som arten är fridlyst enligt.</w:t>
       </w:r>
     </w:p>
     <w:p>
@@ -153,7 +153,7 @@
     </w:p>
     <w:p>
       <w:r>
-        <w:t>Följande fridlysta arter har sina livsmiljöer och växtplatser i den avverkningsanmälda skogen: gulsparv (NT, §4), skogsknipprot (S, §8) och sankt pers nycklar (§8).</w:t>
+        <w:t>Följande fridlysta arter har sina livsmiljöer och växtplatser i den avverkningsanmälda skogen: dårgräsfjäril (NT, §4a), gulsparv (NT, §4), skogsknipprot (S, §8) och sankt pers nycklar (§8).</w:t>
       </w:r>
     </w:p>
     <w:p>
@@ -172,6 +172,22 @@
     </w:p>
     <w:p>
       <w:r>
+        <w:rPr>
+          <w:b/>
+        </w:rPr>
+        <w:t>Dårgräsfjäril (NT, §4a)</w:t>
+      </w:r>
+      <w:r>
+        <w:t xml:space="preserve"> är rödlistad som nära hotad, fridlyst enligt 4a§ artskyddsförordningen och omfattas av bilaga 4 EU:s art- och habitatdirektiv vilket innebär ett strikt skydd där hela livsmiljön ska bevaras. Sedan 2005 omfattas dårgräsfjärilen av ett åtgärdsprogram för hotade arter (SLU Artdatabanken, 2024; Bergman, 2005). Hanar av dårgräsfjärilen ses ofta patrullera längs med bryn och vägar medan ägg-, larv- och puppstadier sker i bryn och i mindre gläntor inne i skogen. Speciellt äggen är uttorkningskänsliga och arten överlever inte kalavverkning (SLU Artdatabanken, 2024).</w:t>
+      </w:r>
+    </w:p>
+    <w:p>
+      <w:r>
+        <w:t>I BILAGA 1 finns mer detaljerad information om ekologi samt krav på livsmiljö hos fridlysta arter.</w:t>
+      </w:r>
+    </w:p>
+    <w:p>
+      <w:r>
         <w:br w:type="page"/>
       </w:r>
     </w:p>
@@ -180,7 +196,110 @@
         <w:pStyle w:val="Title"/>
       </w:pPr>
       <w:r>
-        <w:t>BILAGA 1 – Rödlistade arter</w:t>
+        <w:t>BILAGA 1 –</w:t>
+        <w:br/>
+        <w:t>Fridlysta och rödlistade arter</w:t>
+      </w:r>
+    </w:p>
+    <w:p>
+      <w:pPr>
+        <w:pStyle w:val="Heading1"/>
+      </w:pPr>
+      <w:r>
+        <w:t>Dårgräsfjäril – ekologi samt krav på livsmiljön</w:t>
+      </w:r>
+    </w:p>
+    <w:p>
+      <w:r>
+        <w:t xml:space="preserve">Dårgräsfjäril </w:t>
+      </w:r>
+      <w:r>
+        <w:rPr>
+          <w:i/>
+        </w:rPr>
+        <w:t>Lopinga achine</w:t>
+      </w:r>
+      <w:r>
+        <w:t xml:space="preserve"> (NT, §4a) är rödlistad som nära hotad, fridlyst enligt 4a§ artskyddsförordningen och omfattas av bilaga 4 EU:s art- och habitatdirektiv vilket innebär ett strikt skydd där hela artens livsmiljö ska bevaras. Sedan 2005 omfattas den av ett åtgärdsprogram (ÅGP) för hotade arter.</w:t>
+      </w:r>
+    </w:p>
+    <w:p>
+      <w:r>
+        <w:t xml:space="preserve">I Sverige förekommer dårgräsfjärilen i Östergötland och på Gotland. Den påträffas i gles skog med riklig förekomst av artens värdväxt lundstarr </w:t>
+      </w:r>
+      <w:r>
+        <w:rPr>
+          <w:i/>
+        </w:rPr>
+        <w:t>Carex montana</w:t>
+      </w:r>
+      <w:r>
+        <w:t>, som trivs på mullrik, gärna kalkhaltig mineraljord. På Gotland förekommer arten i ljus, lågvuxen ängstallskog med buskskikt av brakved, rönn och oxel (SLU Artdatabanken, 2024).</w:t>
+      </w:r>
+    </w:p>
+    <w:p>
+      <w:r>
+        <w:t>Arten är mycket lokaltrogen och en undersökning av fjärilarnas spridningsförmåga med märkning- och återfångstförsök visade att de undviker att flytta längre sträckor, den längsta sträcka som uppmättes var 700 m (Bergman &amp; Landin 2002). De var mer benägna att flytta sig genom skogsmark än över öppen mark. Hanarna patrullerar buskbrynens solexponerade sida på jakt efter oparade honor (SLU Artdatabanken, 2024). Vid äggläggningen släpper honan äggen under flykten i anslutning till bestånd av lundstarr som växer i buskbryn och mindre gläntor inne i skogen. Äggen är känsliga för uttorkning och honan undviker därför att släppa dem alltför långt från skuggivande buskage.</w:t>
+      </w:r>
+    </w:p>
+    <w:p>
+      <w:r>
+        <w:t>Arten hotas av granplantering, slutavverkning, alltför hård röjning och gallring. På fastlandet hotas fjärilen av igenväxning medan gotlandslokalerna inte verkar vara lika starkt utsatta för igenväxning, vilket sannolikt beror på de tunnare jordlagren. På Gotland är det snarare kalhyggesbruk som kan hota arten. På Gotland, där utbredningsområdet är större, är ett försiktigt skogsbruk (plockhuggning) på dårgräsfjärilens lokaler troligen möjligt, förutsatt att det finns orörda lokaler i närheten från vilka den kan återkolonisera områdena efteråt (SLU Artdatabanken, 2024).</w:t>
+      </w:r>
+    </w:p>
+    <w:p>
+      <w:r>
+        <w:t>Dårgräsfjäril är en av de mest hotade dagfjärilarna i Nordvästeuropa. Populationstrenden är kraftigt vikande i Tyskland, Tjeckien, Slovakien, Polen och Österrike och vikande i flertalet övriga länder i Europa utom i europeiska delen av Ryssland, Estland, Lettland och Finland där den är stabil eller expanderande. Arten är försvunnen i Belgien och Bulgarien (SLU Artdatabanken, 2024).</w:t>
+      </w:r>
+    </w:p>
+    <w:p>
+      <w:pPr>
+        <w:pStyle w:val="Heading2"/>
+      </w:pPr>
+      <w:r>
+        <w:t>Referenser – dårgräsfjäril</w:t>
+      </w:r>
+    </w:p>
+    <w:p>
+      <w:r>
+        <w:t xml:space="preserve">Bergman, K.-O., 2005. </w:t>
+      </w:r>
+      <w:r>
+        <w:rPr>
+          <w:i/>
+        </w:rPr>
+        <w:t xml:space="preserve">Åtgärdsprogram för bevarande av dårgräsfjäril (Lopinga achine). </w:t>
+      </w:r>
+      <w:r>
+        <w:t>(5527). Bromma. https://www.naturvardsverket.se/978-91-620-5527-5</w:t>
+      </w:r>
+    </w:p>
+    <w:p>
+      <w:r>
+        <w:t xml:space="preserve">Bergman, K.-O. &amp; Landin, J. (2002). </w:t>
+      </w:r>
+      <w:r>
+        <w:rPr>
+          <w:i/>
+        </w:rPr>
+        <w:t xml:space="preserve">Population structure and movements of a threatened butterfly (Lopinga achine) in a fragmented landscape in Sweden. </w:t>
+      </w:r>
+      <w:r>
+        <w:t>Biological Conservation. 108, 361–369.</w:t>
+      </w:r>
+    </w:p>
+    <w:p>
+      <w:r>
+        <w:t xml:space="preserve">SLU Artdatabanken, 2024. </w:t>
+      </w:r>
+      <w:r>
+        <w:rPr>
+          <w:i/>
+        </w:rPr>
+        <w:t xml:space="preserve">Artfaktablad. Naturvård – artfakta. </w:t>
+      </w:r>
+      <w:r>
+        <w:t>SLU Artdatabanken, Uppsala</w:t>
       </w:r>
     </w:p>
     <w:p>
@@ -482,7 +601,7 @@
     <w:r>
       <w:tab/>
       <w:tab/>
-      <w:t>2025-06-25</w:t>
+      <w:t>2025-06-26</w:t>
       <w:br/>
       <w:br/>
     </w:r>

--- a/tillsyn/A 3475-2025 tillsynsbegäran.docx
+++ b/tillsyn/A 3475-2025 tillsynsbegäran.docx
@@ -601,7 +601,7 @@
     <w:r>
       <w:tab/>
       <w:tab/>
-      <w:t>2025-06-26</w:t>
+      <w:t>2025-06-27</w:t>
       <w:br/>
       <w:br/>
     </w:r>

--- a/tillsyn/A 3475-2025 tillsynsbegäran.docx
+++ b/tillsyn/A 3475-2025 tillsynsbegäran.docx
@@ -601,7 +601,7 @@
     <w:r>
       <w:tab/>
       <w:tab/>
-      <w:t>2025-06-27</w:t>
+      <w:t>2025-06-28</w:t>
       <w:br/>
       <w:br/>
     </w:r>

--- a/tillsyn/A 3475-2025 tillsynsbegäran.docx
+++ b/tillsyn/A 3475-2025 tillsynsbegäran.docx
@@ -601,7 +601,7 @@
     <w:r>
       <w:tab/>
       <w:tab/>
-      <w:t>2025-06-28</w:t>
+      <w:t>2025-06-29</w:t>
       <w:br/>
       <w:br/>
     </w:r>

--- a/tillsyn/A 3475-2025 tillsynsbegäran.docx
+++ b/tillsyn/A 3475-2025 tillsynsbegäran.docx
@@ -601,7 +601,7 @@
     <w:r>
       <w:tab/>
       <w:tab/>
-      <w:t>2025-06-29</w:t>
+      <w:t>2025-06-30</w:t>
       <w:br/>
       <w:br/>
     </w:r>

--- a/tillsyn/A 3475-2025 tillsynsbegäran.docx
+++ b/tillsyn/A 3475-2025 tillsynsbegäran.docx
@@ -601,7 +601,7 @@
     <w:r>
       <w:tab/>
       <w:tab/>
-      <w:t>2025-06-30</w:t>
+      <w:t>2025-07-01</w:t>
       <w:br/>
       <w:br/>
     </w:r>

--- a/tillsyn/A 3475-2025 tillsynsbegäran.docx
+++ b/tillsyn/A 3475-2025 tillsynsbegäran.docx
@@ -601,7 +601,7 @@
     <w:r>
       <w:tab/>
       <w:tab/>
-      <w:t>2025-07-01</w:t>
+      <w:t>2025-07-02</w:t>
       <w:br/>
       <w:br/>
     </w:r>

--- a/tillsyn/A 3475-2025 tillsynsbegäran.docx
+++ b/tillsyn/A 3475-2025 tillsynsbegäran.docx
@@ -601,7 +601,7 @@
     <w:r>
       <w:tab/>
       <w:tab/>
-      <w:t>2025-07-02</w:t>
+      <w:t>2025-07-03</w:t>
       <w:br/>
       <w:br/>
     </w:r>

--- a/tillsyn/A 3475-2025 tillsynsbegäran.docx
+++ b/tillsyn/A 3475-2025 tillsynsbegäran.docx
@@ -601,7 +601,7 @@
     <w:r>
       <w:tab/>
       <w:tab/>
-      <w:t>2025-07-03</w:t>
+      <w:t>2025-07-04</w:t>
       <w:br/>
       <w:br/>
     </w:r>

--- a/tillsyn/A 3475-2025 tillsynsbegäran.docx
+++ b/tillsyn/A 3475-2025 tillsynsbegäran.docx
@@ -601,7 +601,7 @@
     <w:r>
       <w:tab/>
       <w:tab/>
-      <w:t>2025-07-04</w:t>
+      <w:t>2025-07-05</w:t>
       <w:br/>
       <w:br/>
     </w:r>

--- a/tillsyn/A 3475-2025 tillsynsbegäran.docx
+++ b/tillsyn/A 3475-2025 tillsynsbegäran.docx
@@ -601,7 +601,7 @@
     <w:r>
       <w:tab/>
       <w:tab/>
-      <w:t>2025-07-05</w:t>
+      <w:t>2025-07-06</w:t>
       <w:br/>
       <w:br/>
     </w:r>

--- a/tillsyn/A 3475-2025 tillsynsbegäran.docx
+++ b/tillsyn/A 3475-2025 tillsynsbegäran.docx
@@ -601,7 +601,7 @@
     <w:r>
       <w:tab/>
       <w:tab/>
-      <w:t>2025-07-06</w:t>
+      <w:t>2025-07-07</w:t>
       <w:br/>
       <w:br/>
     </w:r>

--- a/tillsyn/A 3475-2025 tillsynsbegäran.docx
+++ b/tillsyn/A 3475-2025 tillsynsbegäran.docx
@@ -601,7 +601,7 @@
     <w:r>
       <w:tab/>
       <w:tab/>
-      <w:t>2025-07-07</w:t>
+      <w:t>2025-07-08</w:t>
       <w:br/>
       <w:br/>
     </w:r>

--- a/tillsyn/A 3475-2025 tillsynsbegäran.docx
+++ b/tillsyn/A 3475-2025 tillsynsbegäran.docx
@@ -601,7 +601,7 @@
     <w:r>
       <w:tab/>
       <w:tab/>
-      <w:t>2025-07-08</w:t>
+      <w:t>2025-07-09</w:t>
       <w:br/>
       <w:br/>
     </w:r>

--- a/tillsyn/A 3475-2025 tillsynsbegäran.docx
+++ b/tillsyn/A 3475-2025 tillsynsbegäran.docx
@@ -601,7 +601,7 @@
     <w:r>
       <w:tab/>
       <w:tab/>
-      <w:t>2025-07-09</w:t>
+      <w:t>2025-07-11</w:t>
       <w:br/>
       <w:br/>
     </w:r>

--- a/tillsyn/A 3475-2025 tillsynsbegäran.docx
+++ b/tillsyn/A 3475-2025 tillsynsbegäran.docx
@@ -601,7 +601,7 @@
     <w:r>
       <w:tab/>
       <w:tab/>
-      <w:t>2025-07-11</w:t>
+      <w:t>2025-07-12</w:t>
       <w:br/>
       <w:br/>
     </w:r>

--- a/tillsyn/A 3475-2025 tillsynsbegäran.docx
+++ b/tillsyn/A 3475-2025 tillsynsbegäran.docx
@@ -601,7 +601,7 @@
     <w:r>
       <w:tab/>
       <w:tab/>
-      <w:t>2025-07-12</w:t>
+      <w:t>2025-07-13</w:t>
       <w:br/>
       <w:br/>
     </w:r>

--- a/tillsyn/A 3475-2025 tillsynsbegäran.docx
+++ b/tillsyn/A 3475-2025 tillsynsbegäran.docx
@@ -601,7 +601,7 @@
     <w:r>
       <w:tab/>
       <w:tab/>
-      <w:t>2025-07-13</w:t>
+      <w:t>2025-07-14</w:t>
       <w:br/>
       <w:br/>
     </w:r>

--- a/tillsyn/A 3475-2025 tillsynsbegäran.docx
+++ b/tillsyn/A 3475-2025 tillsynsbegäran.docx
@@ -601,7 +601,7 @@
     <w:r>
       <w:tab/>
       <w:tab/>
-      <w:t>2025-08-06</w:t>
+      <w:t>2025-08-09</w:t>
       <w:br/>
       <w:br/>
     </w:r>
